--- a/dist/exports/kcet-general-organic-chemistry_revision_notes.docx
+++ b/dist/exports/kcet-general-organic-chemistry_revision_notes.docx
@@ -164,10 +164,10 @@
             <w:r>
               <w:rPr>
                 <w:b/>
-                <w:color w:val="2B6CB0"/>
+                <w:color w:val="718096"/>
                 <w:sz w:val="19"/>
               </w:rPr>
-              <w:t>High</w:t>
+              <w:t>Moderate</w:t>
             </w:r>
           </w:p>
         </w:tc>
@@ -189,7 +189,7 @@
                 <w:color w:val="2D3748"/>
                 <w:sz w:val="19"/>
               </w:rPr>
-              <w:t>Kcet General Organic Chemistry - Core Application</w:t>
+              <w:t>Basics Of Organic Chemistry — Applied Cases, Reactions &amp; Traps</w:t>
             </w:r>
           </w:p>
         </w:tc>
@@ -209,7 +209,7 @@
               <w:rPr>
                 <w:sz w:val="19"/>
               </w:rPr>
-              <w:t>8 PYQs</w:t>
+              <w:t>5 PYQs</w:t>
             </w:r>
           </w:p>
         </w:tc>
@@ -230,7 +230,181 @@
                 <w:color w:val="718096"/>
                 <w:sz w:val="19"/>
               </w:rPr>
-              <w:t>General Concept</w:t>
+              <w:t>Applied Topics</w:t>
+            </w:r>
+          </w:p>
+        </w:tc>
+      </w:tr>
+      <w:tr>
+        <w:tc>
+          <w:tcPr>
+            <w:tcW w:type="dxa" w:w="2160"/>
+            <w:shd w:fill="FFFFFF"/>
+            <w:tcMar>
+              <w:top w:w="80" w:type="dxa"/>
+              <w:bottom w:w="80" w:type="dxa"/>
+              <w:left w:w="150" w:type="dxa"/>
+              <w:right w:w="150" w:type="dxa"/>
+            </w:tcMar>
+          </w:tcPr>
+          <w:p>
+            <w:r>
+              <w:rPr>
+                <w:b/>
+                <w:color w:val="718096"/>
+                <w:sz w:val="19"/>
+              </w:rPr>
+              <w:t>Standard</w:t>
+            </w:r>
+          </w:p>
+        </w:tc>
+        <w:tc>
+          <w:tcPr>
+            <w:tcW w:type="dxa" w:w="4320"/>
+            <w:shd w:fill="FFFFFF"/>
+            <w:tcMar>
+              <w:top w:w="80" w:type="dxa"/>
+              <w:bottom w:w="80" w:type="dxa"/>
+              <w:left w:w="150" w:type="dxa"/>
+              <w:right w:w="150" w:type="dxa"/>
+            </w:tcMar>
+          </w:tcPr>
+          <w:p>
+            <w:r>
+              <w:rPr>
+                <w:b/>
+                <w:color w:val="2D3748"/>
+                <w:sz w:val="19"/>
+              </w:rPr>
+              <w:t>Basics Of Organic Chemistry — Standard Calculations &amp; Problem Archetypes</w:t>
+            </w:r>
+          </w:p>
+        </w:tc>
+        <w:tc>
+          <w:tcPr>
+            <w:tcW w:type="dxa" w:w="1728"/>
+            <w:shd w:fill="FFFFFF"/>
+            <w:tcMar>
+              <w:top w:w="80" w:type="dxa"/>
+              <w:bottom w:w="80" w:type="dxa"/>
+              <w:left w:w="150" w:type="dxa"/>
+              <w:right w:w="150" w:type="dxa"/>
+            </w:tcMar>
+          </w:tcPr>
+          <w:p>
+            <w:r>
+              <w:rPr>
+                <w:sz w:val="19"/>
+              </w:rPr>
+              <w:t>2 PYQs</w:t>
+            </w:r>
+          </w:p>
+        </w:tc>
+        <w:tc>
+          <w:tcPr>
+            <w:tcW w:type="dxa" w:w="1872"/>
+            <w:shd w:fill="FFFFFF"/>
+            <w:tcMar>
+              <w:top w:w="80" w:type="dxa"/>
+              <w:bottom w:w="80" w:type="dxa"/>
+              <w:left w:w="150" w:type="dxa"/>
+              <w:right w:w="150" w:type="dxa"/>
+            </w:tcMar>
+          </w:tcPr>
+          <w:p>
+            <w:r>
+              <w:rPr>
+                <w:color w:val="718096"/>
+                <w:sz w:val="19"/>
+              </w:rPr>
+              <w:t>Quantitative Analysis</w:t>
+            </w:r>
+          </w:p>
+        </w:tc>
+      </w:tr>
+      <w:tr>
+        <w:tc>
+          <w:tcPr>
+            <w:tcW w:type="dxa" w:w="2160"/>
+            <w:shd w:fill="F7FAFC"/>
+            <w:tcMar>
+              <w:top w:w="80" w:type="dxa"/>
+              <w:bottom w:w="80" w:type="dxa"/>
+              <w:left w:w="150" w:type="dxa"/>
+              <w:right w:w="150" w:type="dxa"/>
+            </w:tcMar>
+          </w:tcPr>
+          <w:p>
+            <w:r>
+              <w:rPr>
+                <w:b/>
+                <w:color w:val="718096"/>
+                <w:sz w:val="19"/>
+              </w:rPr>
+              <w:t>Standard</w:t>
+            </w:r>
+          </w:p>
+        </w:tc>
+        <w:tc>
+          <w:tcPr>
+            <w:tcW w:type="dxa" w:w="4320"/>
+            <w:shd w:fill="F7FAFC"/>
+            <w:tcMar>
+              <w:top w:w="80" w:type="dxa"/>
+              <w:bottom w:w="80" w:type="dxa"/>
+              <w:left w:w="150" w:type="dxa"/>
+              <w:right w:w="150" w:type="dxa"/>
+            </w:tcMar>
+          </w:tcPr>
+          <w:p>
+            <w:r>
+              <w:rPr>
+                <w:b/>
+                <w:color w:val="2D3748"/>
+                <w:sz w:val="19"/>
+              </w:rPr>
+              <w:t>Basics Of Organic Chemistry — Core Principles &amp; Governing Laws</w:t>
+            </w:r>
+          </w:p>
+        </w:tc>
+        <w:tc>
+          <w:tcPr>
+            <w:tcW w:type="dxa" w:w="1728"/>
+            <w:shd w:fill="F7FAFC"/>
+            <w:tcMar>
+              <w:top w:w="80" w:type="dxa"/>
+              <w:bottom w:w="80" w:type="dxa"/>
+              <w:left w:w="150" w:type="dxa"/>
+              <w:right w:w="150" w:type="dxa"/>
+            </w:tcMar>
+          </w:tcPr>
+          <w:p>
+            <w:r>
+              <w:rPr>
+                <w:sz w:val="19"/>
+              </w:rPr>
+              <w:t>1 PYQs</w:t>
+            </w:r>
+          </w:p>
+        </w:tc>
+        <w:tc>
+          <w:tcPr>
+            <w:tcW w:type="dxa" w:w="1872"/>
+            <w:shd w:fill="F7FAFC"/>
+            <w:tcMar>
+              <w:top w:w="80" w:type="dxa"/>
+              <w:bottom w:w="80" w:type="dxa"/>
+              <w:left w:w="150" w:type="dxa"/>
+              <w:right w:w="150" w:type="dxa"/>
+            </w:tcMar>
+          </w:tcPr>
+          <w:p>
+            <w:r>
+              <w:rPr>
+                <w:color w:val="718096"/>
+                <w:sz w:val="19"/>
+              </w:rPr>
+              <w:t>Core Principle</w:t>
             </w:r>
           </w:p>
         </w:tc>
@@ -311,6 +485,144 @@
           </w:p>
         </w:tc>
       </w:tr>
+      <w:tr>
+        <w:tc>
+          <w:tcPr>
+            <w:tcW w:type="dxa" w:w="3600"/>
+            <w:shd w:fill="F7FAFC"/>
+            <w:tcMar>
+              <w:top w:w="100" w:type="dxa"/>
+              <w:bottom w:w="100" w:type="dxa"/>
+              <w:left w:w="150" w:type="dxa"/>
+              <w:right w:w="150" w:type="dxa"/>
+            </w:tcMar>
+          </w:tcPr>
+          <w:p>
+            <w:r>
+              <w:rPr>
+                <w:b/>
+                <w:color w:val="1A365D"/>
+                <w:sz w:val="19"/>
+              </w:rPr>
+              <w:t>Basics Of Organic Chemistry — Applied Cases, Reactions &amp; Traps</w:t>
+            </w:r>
+          </w:p>
+        </w:tc>
+        <w:tc>
+          <w:tcPr>
+            <w:tcW w:type="dxa" w:w="6480"/>
+            <w:shd w:fill="F7FAFC"/>
+            <w:tcMar>
+              <w:top w:w="100" w:type="dxa"/>
+              <w:bottom w:w="100" w:type="dxa"/>
+              <w:left w:w="150" w:type="dxa"/>
+              <w:right w:w="150" w:type="dxa"/>
+            </w:tcMar>
+          </w:tcPr>
+          <w:p>
+            <w:r>
+              <w:rPr>
+                <w:rFonts w:ascii="Cambria Math" w:hAnsi="Cambria Math"/>
+                <w:color w:val="2D3748"/>
+                <w:sz w:val="19"/>
+              </w:rPr>
+              <w:t>A-B \rightarrow A^{+}+B^{-}, \quad Cl_{2}, \quad CH_{2}=CH-CH_{2}-NH_{2}</w:t>
+            </w:r>
+          </w:p>
+        </w:tc>
+      </w:tr>
+      <w:tr>
+        <w:tc>
+          <w:tcPr>
+            <w:tcW w:type="dxa" w:w="3600"/>
+            <w:shd w:fill="FFFFFF"/>
+            <w:tcMar>
+              <w:top w:w="100" w:type="dxa"/>
+              <w:bottom w:w="100" w:type="dxa"/>
+              <w:left w:w="150" w:type="dxa"/>
+              <w:right w:w="150" w:type="dxa"/>
+            </w:tcMar>
+          </w:tcPr>
+          <w:p>
+            <w:r>
+              <w:rPr>
+                <w:b/>
+                <w:color w:val="1A365D"/>
+                <w:sz w:val="19"/>
+              </w:rPr>
+              <w:t>Basics Of Organic Chemistry — Standard Calculations &amp; Problem Archetypes</w:t>
+            </w:r>
+          </w:p>
+        </w:tc>
+        <w:tc>
+          <w:tcPr>
+            <w:tcW w:type="dxa" w:w="6480"/>
+            <w:shd w:fill="FFFFFF"/>
+            <w:tcMar>
+              <w:top w:w="100" w:type="dxa"/>
+              <w:bottom w:w="100" w:type="dxa"/>
+              <w:left w:w="150" w:type="dxa"/>
+              <w:right w:w="150" w:type="dxa"/>
+            </w:tcMar>
+          </w:tcPr>
+          <w:p>
+            <w:r>
+              <w:rPr>
+                <w:rFonts w:ascii="Cambria Math" w:hAnsi="Cambria Math"/>
+                <w:color w:val="2D3748"/>
+                <w:sz w:val="19"/>
+              </w:rPr>
+              <w:t>CH_{3}COOH, \quad CH_{3}COO^{-}</w:t>
+            </w:r>
+          </w:p>
+        </w:tc>
+      </w:tr>
+      <w:tr>
+        <w:tc>
+          <w:tcPr>
+            <w:tcW w:type="dxa" w:w="3600"/>
+            <w:shd w:fill="F7FAFC"/>
+            <w:tcMar>
+              <w:top w:w="100" w:type="dxa"/>
+              <w:bottom w:w="100" w:type="dxa"/>
+              <w:left w:w="150" w:type="dxa"/>
+              <w:right w:w="150" w:type="dxa"/>
+            </w:tcMar>
+          </w:tcPr>
+          <w:p>
+            <w:r>
+              <w:rPr>
+                <w:b/>
+                <w:color w:val="1A365D"/>
+                <w:sz w:val="19"/>
+              </w:rPr>
+              <w:t>Basics Of Organic Chemistry — Core Principles &amp; Governing Laws</w:t>
+            </w:r>
+          </w:p>
+        </w:tc>
+        <w:tc>
+          <w:tcPr>
+            <w:tcW w:type="dxa" w:w="6480"/>
+            <w:shd w:fill="F7FAFC"/>
+            <w:tcMar>
+              <w:top w:w="100" w:type="dxa"/>
+              <w:bottom w:w="100" w:type="dxa"/>
+              <w:left w:w="150" w:type="dxa"/>
+              <w:right w:w="150" w:type="dxa"/>
+            </w:tcMar>
+          </w:tcPr>
+          <w:p>
+            <w:r>
+              <w:rPr>
+                <w:rFonts w:ascii="Cambria Math" w:hAnsi="Cambria Math"/>
+                <w:color w:val="2D3748"/>
+                <w:sz w:val="19"/>
+              </w:rPr>
+              <w:t>\text{Diphenylamine:}C_{6}H_{5}NHC_{6}H_{5}, \quad \text{Aniline:}C_{6}H_{5}NH_{2}</w:t>
+            </w:r>
+          </w:p>
+        </w:tc>
+      </w:tr>
     </w:tbl>
     <w:p>
       <w:pPr>
@@ -338,7 +650,7 @@
           <w:color w:val="2B6CB0"/>
           <w:sz w:val="24"/>
         </w:rPr>
-        <w:t>3.1 Kcet General Organic Chemistry - Core Application (High Yield — 8 PYQs)</w:t>
+        <w:t>3.1 Basics Of Organic Chemistry — Applied Cases, Reactions &amp; Traps (Moderate Yield — 5 PYQs)</w:t>
       </w:r>
     </w:p>
     <w:p>
@@ -353,7 +665,7 @@
         <w:rPr>
           <w:sz w:val="20"/>
         </w:rPr>
-        <w:t>Key problem pattern in Kcet General Organic Chemistry.</w:t>
+        <w:t>Special cases, experimental observations, and conceptual traps designed to test deep understanding of Basics Of Organic Chemistry.</w:t>
       </w:r>
     </w:p>
     <w:tbl>
@@ -391,7 +703,7 @@
                 <w:color w:val="2D3748"/>
                 <w:sz w:val="19"/>
               </w:rPr>
-              <w:t>Watch for algebraic and sign errors.</w:t>
+              <w:t>Read questions carefully for keywords like 'incorrect', 'not true', or non-standard conditions.</w:t>
             </w:r>
           </w:p>
         </w:tc>
@@ -432,7 +744,7 @@
                 <w:color w:val="2D3748"/>
                 <w:sz w:val="19"/>
               </w:rPr>
-              <w:t>Verify dimensions and boundary conditions.</w:t>
+              <w:t>Elimination of extreme or unphysical answer choices improves accuracy in assertion-reason and multiple-statement questions.</w:t>
             </w:r>
           </w:p>
         </w:tc>
@@ -522,6 +834,341 @@
           <w:sz w:val="18"/>
         </w:rPr>
         <w:t xml:space="preserve">"Among the following. The set which represents aromatic species is..."  </w:t>
+      </w:r>
+      <w:r>
+        <w:rPr>
+          <w:b/>
+          <w:color w:val="2B6CB0"/>
+          <w:sz w:val="18"/>
+        </w:rPr>
+        <w:t>[Ans: N/A]</w:t>
+      </w:r>
+    </w:p>
+    <w:p>
+      <w:pPr>
+        <w:spacing w:after="120"/>
+      </w:pPr>
+    </w:p>
+    <w:p>
+      <w:pPr>
+        <w:pStyle w:val="Heading2"/>
+      </w:pPr>
+      <w:r>
+        <w:rPr>
+          <w:color w:val="2B6CB0"/>
+          <w:sz w:val="24"/>
+        </w:rPr>
+        <w:t>3.2 Basics Of Organic Chemistry — Standard Calculations &amp; Problem Archetypes (Standard Yield — 2 PYQs)</w:t>
+      </w:r>
+    </w:p>
+    <w:p>
+      <w:r>
+        <w:rPr>
+          <w:b/>
+          <w:sz w:val="20"/>
+        </w:rPr>
+        <w:t xml:space="preserve">Core Principle: </w:t>
+      </w:r>
+      <w:r>
+        <w:rPr>
+          <w:sz w:val="20"/>
+        </w:rPr>
+        <w:t>Quantitative numerical problem-solving techniques and standard question patterns frequently seen in Basics Of Organic Chemistry.</w:t>
+      </w:r>
+    </w:p>
+    <w:tbl>
+      <w:tblPr>
+        <w:tblW w:type="auto" w:w="0"/>
+        <w:jc w:val="center"/>
+        <w:tblLook w:firstColumn="1" w:firstRow="1" w:lastColumn="0" w:lastRow="0" w:noHBand="0" w:noVBand="1" w:val="04A0"/>
+      </w:tblPr>
+      <w:tblGrid>
+        <w:gridCol w:w="10080"/>
+      </w:tblGrid>
+      <w:tr>
+        <w:tc>
+          <w:tcPr>
+            <w:tcW w:type="dxa" w:w="10080"/>
+            <w:shd w:fill="FFF5F5"/>
+            <w:tcMar>
+              <w:top w:w="100" w:type="dxa"/>
+              <w:bottom w:w="100" w:type="dxa"/>
+              <w:left w:w="150" w:type="dxa"/>
+              <w:right w:w="150" w:type="dxa"/>
+            </w:tcMar>
+          </w:tcPr>
+          <w:p>
+            <w:r>
+              <w:rPr>
+                <w:b/>
+                <w:color w:val="C53030"/>
+                <w:sz w:val="19"/>
+              </w:rPr>
+              <w:t xml:space="preserve">⚠️ Common Trap / JEE Pitfall: </w:t>
+            </w:r>
+            <w:r>
+              <w:rPr>
+                <w:color w:val="2D3748"/>
+                <w:sz w:val="19"/>
+              </w:rPr>
+              <w:t>Watch for algebraic rounding, stoichiometric balancing, and boundary condition checks.</w:t>
+            </w:r>
+          </w:p>
+        </w:tc>
+      </w:tr>
+    </w:tbl>
+    <w:tbl>
+      <w:tblPr>
+        <w:tblW w:type="auto" w:w="0"/>
+        <w:jc w:val="center"/>
+        <w:tblLook w:firstColumn="1" w:firstRow="1" w:lastColumn="0" w:lastRow="0" w:noHBand="0" w:noVBand="1" w:val="04A0"/>
+      </w:tblPr>
+      <w:tblGrid>
+        <w:gridCol w:w="10080"/>
+      </w:tblGrid>
+      <w:tr>
+        <w:tc>
+          <w:tcPr>
+            <w:tcW w:type="dxa" w:w="10080"/>
+            <w:shd w:fill="F0FFF4"/>
+            <w:tcMar>
+              <w:top w:w="100" w:type="dxa"/>
+              <w:bottom w:w="100" w:type="dxa"/>
+              <w:left w:w="150" w:type="dxa"/>
+              <w:right w:w="150" w:type="dxa"/>
+            </w:tcMar>
+          </w:tcPr>
+          <w:p>
+            <w:r>
+              <w:rPr>
+                <w:b/>
+                <w:color w:val="276749"/>
+                <w:sz w:val="19"/>
+              </w:rPr>
+              <w:t xml:space="preserve">💡 Speed Hack / Trick: </w:t>
+            </w:r>
+            <w:r>
+              <w:rPr>
+                <w:color w:val="2D3748"/>
+                <w:sz w:val="19"/>
+              </w:rPr>
+              <w:t>Dimensional consistency checks and ratio comparisons can quickly eliminate incorrect options.</w:t>
+            </w:r>
+          </w:p>
+        </w:tc>
+      </w:tr>
+    </w:tbl>
+    <w:p>
+      <w:pPr>
+        <w:spacing w:before="120" w:after="40"/>
+      </w:pPr>
+      <w:r>
+        <w:rPr>
+          <w:b/>
+          <w:color w:val="1A365D"/>
+          <w:sz w:val="19"/>
+        </w:rPr>
+        <w:t>Source PYQs testing this concept:</w:t>
+      </w:r>
+    </w:p>
+    <w:p>
+      <w:pPr>
+        <w:pStyle w:val="ListBullet"/>
+        <w:spacing w:after="40"/>
+      </w:pPr>
+      <w:r>
+        <w:rPr>
+          <w:b/>
+          <w:sz w:val="18"/>
+        </w:rPr>
+        <w:t xml:space="preserve">[2021 Shift] Q#4 (MCQ): </w:t>
+      </w:r>
+      <w:r>
+        <w:rPr>
+          <w:sz w:val="18"/>
+        </w:rPr>
+        <w:t xml:space="preserve">"Arrange benzene, n -hexane and ethyne in decreasing order of their acidic behaviour...."  </w:t>
+      </w:r>
+      <w:r>
+        <w:rPr>
+          <w:b/>
+          <w:color w:val="2B6CB0"/>
+          <w:sz w:val="18"/>
+        </w:rPr>
+        <w:t>[Ans: N/A]</w:t>
+      </w:r>
+    </w:p>
+    <w:p>
+      <w:pPr>
+        <w:pStyle w:val="ListBullet"/>
+        <w:spacing w:after="40"/>
+      </w:pPr>
+      <w:r>
+        <w:rPr>
+          <w:b/>
+          <w:sz w:val="18"/>
+        </w:rPr>
+        <w:t xml:space="preserve">[2020 Shift] Q#1 (MCQ): </w:t>
+      </w:r>
+      <w:r>
+        <w:rPr>
+          <w:sz w:val="18"/>
+        </w:rPr>
+        <w:t xml:space="preserve">"Which of the following is the strongest base?..."  </w:t>
+      </w:r>
+      <w:r>
+        <w:rPr>
+          <w:b/>
+          <w:color w:val="2B6CB0"/>
+          <w:sz w:val="18"/>
+        </w:rPr>
+        <w:t>[Ans: N/A]</w:t>
+      </w:r>
+    </w:p>
+    <w:p>
+      <w:pPr>
+        <w:spacing w:after="120"/>
+      </w:pPr>
+    </w:p>
+    <w:p>
+      <w:pPr>
+        <w:pStyle w:val="Heading2"/>
+      </w:pPr>
+      <w:r>
+        <w:rPr>
+          <w:color w:val="2B6CB0"/>
+          <w:sz w:val="24"/>
+        </w:rPr>
+        <w:t>3.3 Basics Of Organic Chemistry — Core Principles &amp; Governing Laws (Standard Yield — 1 PYQs)</w:t>
+      </w:r>
+    </w:p>
+    <w:p>
+      <w:r>
+        <w:rPr>
+          <w:b/>
+          <w:sz w:val="20"/>
+        </w:rPr>
+        <w:t xml:space="preserve">Core Principle: </w:t>
+      </w:r>
+      <w:r>
+        <w:rPr>
+          <w:sz w:val="20"/>
+        </w:rPr>
+        <w:t>Fundamental definitions, core postulates, and governing physical/chemical relations in Basics Of Organic Chemistry.</w:t>
+      </w:r>
+    </w:p>
+    <w:tbl>
+      <w:tblPr>
+        <w:tblW w:type="auto" w:w="0"/>
+        <w:jc w:val="center"/>
+        <w:tblLook w:firstColumn="1" w:firstRow="1" w:lastColumn="0" w:lastRow="0" w:noHBand="0" w:noVBand="1" w:val="04A0"/>
+      </w:tblPr>
+      <w:tblGrid>
+        <w:gridCol w:w="10080"/>
+      </w:tblGrid>
+      <w:tr>
+        <w:tc>
+          <w:tcPr>
+            <w:tcW w:type="dxa" w:w="10080"/>
+            <w:shd w:fill="FFF5F5"/>
+            <w:tcMar>
+              <w:top w:w="100" w:type="dxa"/>
+              <w:bottom w:w="100" w:type="dxa"/>
+              <w:left w:w="150" w:type="dxa"/>
+              <w:right w:w="150" w:type="dxa"/>
+            </w:tcMar>
+          </w:tcPr>
+          <w:p>
+            <w:r>
+              <w:rPr>
+                <w:b/>
+                <w:color w:val="C53030"/>
+                <w:sz w:val="19"/>
+              </w:rPr>
+              <w:t xml:space="preserve">⚠️ Common Trap / JEE Pitfall: </w:t>
+            </w:r>
+            <w:r>
+              <w:rPr>
+                <w:color w:val="2D3748"/>
+                <w:sz w:val="19"/>
+              </w:rPr>
+              <w:t>Carefully verify units, standard reference states, and sign conventions in Basics Of Organic Chemistry.</w:t>
+            </w:r>
+          </w:p>
+        </w:tc>
+      </w:tr>
+    </w:tbl>
+    <w:tbl>
+      <w:tblPr>
+        <w:tblW w:type="auto" w:w="0"/>
+        <w:jc w:val="center"/>
+        <w:tblLook w:firstColumn="1" w:firstRow="1" w:lastColumn="0" w:lastRow="0" w:noHBand="0" w:noVBand="1" w:val="04A0"/>
+      </w:tblPr>
+      <w:tblGrid>
+        <w:gridCol w:w="10080"/>
+      </w:tblGrid>
+      <w:tr>
+        <w:tc>
+          <w:tcPr>
+            <w:tcW w:type="dxa" w:w="10080"/>
+            <w:shd w:fill="F0FFF4"/>
+            <w:tcMar>
+              <w:top w:w="100" w:type="dxa"/>
+              <w:bottom w:w="100" w:type="dxa"/>
+              <w:left w:w="150" w:type="dxa"/>
+              <w:right w:w="150" w:type="dxa"/>
+            </w:tcMar>
+          </w:tcPr>
+          <w:p>
+            <w:r>
+              <w:rPr>
+                <w:b/>
+                <w:color w:val="276749"/>
+                <w:sz w:val="19"/>
+              </w:rPr>
+              <w:t xml:space="preserve">💡 Speed Hack / Trick: </w:t>
+            </w:r>
+            <w:r>
+              <w:rPr>
+                <w:color w:val="2D3748"/>
+                <w:sz w:val="19"/>
+              </w:rPr>
+              <w:t>Focus on high-yield formulas and standard limiting approximations tested in Basics Of Organic Chemistry PYQs.</w:t>
+            </w:r>
+          </w:p>
+        </w:tc>
+      </w:tr>
+    </w:tbl>
+    <w:p>
+      <w:pPr>
+        <w:spacing w:before="120" w:after="40"/>
+      </w:pPr>
+      <w:r>
+        <w:rPr>
+          <w:b/>
+          <w:color w:val="1A365D"/>
+          <w:sz w:val="19"/>
+        </w:rPr>
+        <w:t>Source PYQs testing this concept:</w:t>
+      </w:r>
+    </w:p>
+    <w:p>
+      <w:pPr>
+        <w:pStyle w:val="ListBullet"/>
+        <w:spacing w:after="40"/>
+      </w:pPr>
+      <w:r>
+        <w:rPr>
+          <w:b/>
+          <w:sz w:val="18"/>
+        </w:rPr>
+        <w:t xml:space="preserve">[2018 Shift] Q#3 (MCQ): </w:t>
+      </w:r>
+      <w:r>
+        <w:rPr>
+          <w:sz w:val="18"/>
+        </w:rPr>
+        <w:t xml:space="preserve">"Which of the following is more basic than aniline?..."  </w:t>
       </w:r>
       <w:r>
         <w:rPr>
@@ -660,6 +1307,248 @@
               <w:t>Solution Analysis:</w:t>
               <w:br/>
               <w:t>In heteropolar reactions, the bond breaks or forms in such a way that the electron pair goes to one atom. This gives charged species. For example, in heterolytic bond fission: A-B → A^++B^- So the intermediates formed can be positive ions, called cations, or negative ions, called anions. Free radicals are formed in homolytic bond fission, not in heteropolar reactions. Hence, the correct option is: Option D: Both anions and cations</w:t>
+            </w:r>
+          </w:p>
+        </w:tc>
+      </w:tr>
+    </w:tbl>
+    <w:p>
+      <w:pPr>
+        <w:spacing w:after="120"/>
+      </w:pPr>
+    </w:p>
+    <w:p>
+      <w:pPr>
+        <w:spacing w:before="160" w:after="40"/>
+      </w:pPr>
+      <w:r>
+        <w:rPr>
+          <w:b/>
+          <w:color w:val="1A365D"/>
+          <w:sz w:val="22"/>
+        </w:rPr>
+        <w:t>Benchmark Problem 2: KCET 2021 (Q#4)</w:t>
+      </w:r>
+    </w:p>
+    <w:p>
+      <w:pPr>
+        <w:spacing w:after="80"/>
+      </w:pPr>
+      <w:r>
+        <w:rPr>
+          <w:sz w:val="20"/>
+        </w:rPr>
+        <w:t>Arrange benzene, n -hexane and ethyne in decreasing order of their acidic behaviour.</w:t>
+      </w:r>
+    </w:p>
+    <w:p>
+      <w:pPr>
+        <w:pStyle w:val="ListBullet"/>
+        <w:spacing w:after="20"/>
+      </w:pPr>
+      <w:r>
+        <w:rPr>
+          <w:sz w:val="19"/>
+        </w:rPr>
+        <w:t>(A) Benzene &gt;n -hexane &gt; Ethyne</w:t>
+      </w:r>
+    </w:p>
+    <w:p>
+      <w:pPr>
+        <w:pStyle w:val="ListBullet"/>
+        <w:spacing w:after="20"/>
+      </w:pPr>
+      <w:r>
+        <w:rPr>
+          <w:sz w:val="19"/>
+        </w:rPr>
+        <w:t>(B) n -hexane &gt; Benzene &gt; Ethyne</w:t>
+      </w:r>
+    </w:p>
+    <w:p>
+      <w:pPr>
+        <w:pStyle w:val="ListBullet"/>
+        <w:spacing w:after="20"/>
+      </w:pPr>
+      <w:r>
+        <w:rPr>
+          <w:sz w:val="19"/>
+        </w:rPr>
+        <w:t>(C) Ethyne &gt;n -hexane &gt; Benzene</w:t>
+      </w:r>
+    </w:p>
+    <w:p>
+      <w:pPr>
+        <w:pStyle w:val="ListBullet"/>
+        <w:spacing w:after="20"/>
+      </w:pPr>
+      <w:r>
+        <w:rPr>
+          <w:sz w:val="19"/>
+        </w:rPr>
+        <w:t>(D) Ethyne &gt; Benzene &gt;n -hexane</w:t>
+      </w:r>
+    </w:p>
+    <w:tbl>
+      <w:tblPr>
+        <w:tblW w:type="auto" w:w="0"/>
+        <w:jc w:val="center"/>
+        <w:tblLook w:firstColumn="1" w:firstRow="1" w:lastColumn="0" w:lastRow="0" w:noHBand="0" w:noVBand="1" w:val="04A0"/>
+      </w:tblPr>
+      <w:tblGrid>
+        <w:gridCol w:w="10080"/>
+      </w:tblGrid>
+      <w:tr>
+        <w:tc>
+          <w:tcPr>
+            <w:tcW w:type="dxa" w:w="10080"/>
+            <w:shd w:fill="F7FAFC"/>
+            <w:tcMar>
+              <w:top w:w="100" w:type="dxa"/>
+              <w:bottom w:w="100" w:type="dxa"/>
+              <w:left w:w="150" w:type="dxa"/>
+              <w:right w:w="150" w:type="dxa"/>
+            </w:tcMar>
+          </w:tcPr>
+          <w:p>
+            <w:r>
+              <w:rPr>
+                <w:b/>
+                <w:color w:val="1A365D"/>
+                <w:sz w:val="19"/>
+              </w:rPr>
+              <w:t>Correct Answer: None</w:t>
+              <w:br/>
+            </w:r>
+            <w:r>
+              <w:rPr>
+                <w:color w:val="2D3748"/>
+                <w:sz w:val="18"/>
+              </w:rPr>
+              <w:t>Solution Analysis:</w:t>
+              <w:br/>
+              <w:t>The decreasing order of acidic behaviour is ethyne &gt; benzene &gt;n -hexane Because carbon in ethyne, benzene and n -hexane are sp,sp^2 and sp^3 hybridised respectively. ∴ The carbocation formed after the removal of ' H ' is more stable in sp hybridised carbon atom because of high electronegativity due to more s-character.</w:t>
+            </w:r>
+          </w:p>
+        </w:tc>
+      </w:tr>
+    </w:tbl>
+    <w:p>
+      <w:pPr>
+        <w:spacing w:after="120"/>
+      </w:pPr>
+    </w:p>
+    <w:p>
+      <w:pPr>
+        <w:spacing w:before="160" w:after="40"/>
+      </w:pPr>
+      <w:r>
+        <w:rPr>
+          <w:b/>
+          <w:color w:val="1A365D"/>
+          <w:sz w:val="22"/>
+        </w:rPr>
+        <w:t>Benchmark Problem 3: KCET 2018 (Q#3)</w:t>
+      </w:r>
+    </w:p>
+    <w:p>
+      <w:pPr>
+        <w:spacing w:after="80"/>
+      </w:pPr>
+      <w:r>
+        <w:rPr>
+          <w:sz w:val="20"/>
+        </w:rPr>
+        <w:t>Which of the following is more basic than aniline?</w:t>
+      </w:r>
+    </w:p>
+    <w:p>
+      <w:pPr>
+        <w:pStyle w:val="ListBullet"/>
+        <w:spacing w:after="20"/>
+      </w:pPr>
+      <w:r>
+        <w:rPr>
+          <w:sz w:val="19"/>
+        </w:rPr>
+        <w:t>(A) Diphenylamine</w:t>
+      </w:r>
+    </w:p>
+    <w:p>
+      <w:pPr>
+        <w:pStyle w:val="ListBullet"/>
+        <w:spacing w:after="20"/>
+      </w:pPr>
+      <w:r>
+        <w:rPr>
+          <w:sz w:val="19"/>
+        </w:rPr>
+        <w:t>(B) Triphenylamine</w:t>
+      </w:r>
+    </w:p>
+    <w:p>
+      <w:pPr>
+        <w:pStyle w:val="ListBullet"/>
+        <w:spacing w:after="20"/>
+      </w:pPr>
+      <w:r>
+        <w:rPr>
+          <w:sz w:val="19"/>
+        </w:rPr>
+        <w:t>(C) p-nitroaniline</w:t>
+      </w:r>
+    </w:p>
+    <w:p>
+      <w:pPr>
+        <w:pStyle w:val="ListBullet"/>
+        <w:spacing w:after="20"/>
+      </w:pPr>
+      <w:r>
+        <w:rPr>
+          <w:sz w:val="19"/>
+        </w:rPr>
+        <w:t>(D) Benzylamine</w:t>
+      </w:r>
+    </w:p>
+    <w:tbl>
+      <w:tblPr>
+        <w:tblW w:type="auto" w:w="0"/>
+        <w:jc w:val="center"/>
+        <w:tblLook w:firstColumn="1" w:firstRow="1" w:lastColumn="0" w:lastRow="0" w:noHBand="0" w:noVBand="1" w:val="04A0"/>
+      </w:tblPr>
+      <w:tblGrid>
+        <w:gridCol w:w="10080"/>
+      </w:tblGrid>
+      <w:tr>
+        <w:tc>
+          <w:tcPr>
+            <w:tcW w:type="dxa" w:w="10080"/>
+            <w:shd w:fill="F7FAFC"/>
+            <w:tcMar>
+              <w:top w:w="100" w:type="dxa"/>
+              <w:bottom w:w="100" w:type="dxa"/>
+              <w:left w:w="150" w:type="dxa"/>
+              <w:right w:w="150" w:type="dxa"/>
+            </w:tcMar>
+          </w:tcPr>
+          <w:p>
+            <w:r>
+              <w:rPr>
+                <w:b/>
+                <w:color w:val="1A365D"/>
+                <w:sz w:val="19"/>
+              </w:rPr>
+              <w:t>Correct Answer: None</w:t>
+              <w:br/>
+            </w:r>
+            <w:r>
+              <w:rPr>
+                <w:color w:val="2D3748"/>
+                <w:sz w:val="18"/>
+              </w:rPr>
+              <w:t>Solution Analysis:</w:t>
+              <w:br/>
+              <w:t>Let's analyze each option by considering the availability of the nitrogen's lone pair for accepting a proton: Aniline:C_(6)H_(5)NH_(2) In aniline, the lone pair on nitrogen is partially delocalized into the benzene ring. This delocalization makes the lone pair less available for protonation, so aniline is less basic compared to amines where the lone pair is fully localized. Diphenylamine:C_(6)H_(5)NHC_(6)H_(5) Here, the nitrogen is bonded to two phenyl groups. The lone pair can be delocalized into both aromatic rings, decreasing its availability even more than in aniline. This makes diphenylamine less basic. Triphenylamine:N(C_(6)H_(5))_(3) In triphenylamine, the nitrogen is bonded to three phenyl groups, which further delocalizes the lone pair into the aromatic rings. As a result, the lone pair is even less available, making triphenylamine even less basic. Benzylamine:C_(6)H_(5)CH_(2)NH_(2) In benzylamine, the nitrogen is attached to a methylene group ( CH_(2) ) before connecting to the benzene ring. This extra methylene group breaks the conjugation between the benzene ring and the amine, keeping the lone pair localized on the nitrogen. Being more localized, the lone pair is more available to accept a proton, which increases its basicity compared to aniline. Because benzylamine has a localized lone pair on the nitrogen, it is more basic than aniline. Thus, the answer is: Option D: Benzylamine.</w:t>
             </w:r>
           </w:p>
         </w:tc>

--- a/dist/exports/kcet-general-organic-chemistry_revision_notes.docx
+++ b/dist/exports/kcet-general-organic-chemistry_revision_notes.docx
@@ -13,7 +13,7 @@
           <w:color w:val="1A365D"/>
           <w:sz w:val="44"/>
         </w:rPr>
-        <w:t>JEE MAIN REVISION MASTER: GENERAL ORGANIC CHEMISTRY 2026 1 QUESTIONS 1.67% WEIGHTAGE</w:t>
+        <w:t>JEE MAIN REVISION MASTER: GENERAL ORGANIC CHEMISTRY</w:t>
       </w:r>
     </w:p>
     <w:p>
@@ -189,7 +189,7 @@
                 <w:color w:val="2D3748"/>
                 <w:sz w:val="19"/>
               </w:rPr>
-              <w:t>Basics Of Organic Chemistry — Applied Cases, Reactions &amp; Traps</w:t>
+              <w:t>Basics Of Organic Chemistry — Core Principles &amp; Governing Laws</w:t>
             </w:r>
           </w:p>
         </w:tc>
@@ -209,7 +209,7 @@
               <w:rPr>
                 <w:sz w:val="19"/>
               </w:rPr>
-              <w:t>5 PYQs</w:t>
+              <w:t>4 PYQs</w:t>
             </w:r>
           </w:p>
         </w:tc>
@@ -230,7 +230,7 @@
                 <w:color w:val="718096"/>
                 <w:sz w:val="19"/>
               </w:rPr>
-              <w:t>Applied Topics</w:t>
+              <w:t>Core Principle</w:t>
             </w:r>
           </w:p>
         </w:tc>
@@ -254,7 +254,7 @@
                 <w:color w:val="718096"/>
                 <w:sz w:val="19"/>
               </w:rPr>
-              <w:t>Standard</w:t>
+              <w:t>Moderate</w:t>
             </w:r>
           </w:p>
         </w:tc>
@@ -276,7 +276,7 @@
                 <w:color w:val="2D3748"/>
                 <w:sz w:val="19"/>
               </w:rPr>
-              <w:t>Basics Of Organic Chemistry — Standard Calculations &amp; Problem Archetypes</w:t>
+              <w:t>Basics Of Organic Chemistry — Applied Cases, Reactions &amp; Traps</w:t>
             </w:r>
           </w:p>
         </w:tc>
@@ -296,7 +296,7 @@
               <w:rPr>
                 <w:sz w:val="19"/>
               </w:rPr>
-              <w:t>2 PYQs</w:t>
+              <w:t>4 PYQs</w:t>
             </w:r>
           </w:p>
         </w:tc>
@@ -317,7 +317,7 @@
                 <w:color w:val="718096"/>
                 <w:sz w:val="19"/>
               </w:rPr>
-              <w:t>Quantitative Analysis</w:t>
+              <w:t>Applied Topics</w:t>
             </w:r>
           </w:p>
         </w:tc>
@@ -363,7 +363,7 @@
                 <w:color w:val="2D3748"/>
                 <w:sz w:val="19"/>
               </w:rPr>
-              <w:t>Basics Of Organic Chemistry — Core Principles &amp; Governing Laws</w:t>
+              <w:t>Basics Of Organic Chemistry — Standard Calculations &amp; Problem Archetypes</w:t>
             </w:r>
           </w:p>
         </w:tc>
@@ -383,7 +383,7 @@
               <w:rPr>
                 <w:sz w:val="19"/>
               </w:rPr>
-              <w:t>1 PYQs</w:t>
+              <w:t>0 PYQs</w:t>
             </w:r>
           </w:p>
         </w:tc>
@@ -404,7 +404,7 @@
                 <w:color w:val="718096"/>
                 <w:sz w:val="19"/>
               </w:rPr>
-              <w:t>Core Principle</w:t>
+              <w:t>Quantitative Analysis</w:t>
             </w:r>
           </w:p>
         </w:tc>
@@ -504,7 +504,7 @@
                 <w:color w:val="1A365D"/>
                 <w:sz w:val="19"/>
               </w:rPr>
-              <w:t>Basics Of Organic Chemistry — Applied Cases, Reactions &amp; Traps</w:t>
+              <w:t>Basics Of Organic Chemistry — Core Principles &amp; Governing Laws</w:t>
             </w:r>
           </w:p>
         </w:tc>
@@ -526,7 +526,7 @@
                 <w:color w:val="2D3748"/>
                 <w:sz w:val="19"/>
               </w:rPr>
-              <w:t>A-B \rightarrow A^{+}+B^{-}, \quad Cl_{2}, \quad CH_{2}=CH-CH_{2}-NH_{2}</w:t>
+              <w:t>CH_{3}COOH, \quad \text{Aniline:}C_{6}H_{5}NH_{2}, \quad CH_{2}=CH-CH_{2}-NH_{2}</w:t>
             </w:r>
           </w:p>
         </w:tc>
@@ -550,7 +550,7 @@
                 <w:color w:val="1A365D"/>
                 <w:sz w:val="19"/>
               </w:rPr>
-              <w:t>Basics Of Organic Chemistry — Standard Calculations &amp; Problem Archetypes</w:t>
+              <w:t>Basics Of Organic Chemistry — Applied Cases, Reactions &amp; Traps</w:t>
             </w:r>
           </w:p>
         </w:tc>
@@ -572,53 +572,7 @@
                 <w:color w:val="2D3748"/>
                 <w:sz w:val="19"/>
               </w:rPr>
-              <w:t>CH_{3}COOH, \quad CH_{3}COO^{-}</w:t>
-            </w:r>
-          </w:p>
-        </w:tc>
-      </w:tr>
-      <w:tr>
-        <w:tc>
-          <w:tcPr>
-            <w:tcW w:type="dxa" w:w="3600"/>
-            <w:shd w:fill="F7FAFC"/>
-            <w:tcMar>
-              <w:top w:w="100" w:type="dxa"/>
-              <w:bottom w:w="100" w:type="dxa"/>
-              <w:left w:w="150" w:type="dxa"/>
-              <w:right w:w="150" w:type="dxa"/>
-            </w:tcMar>
-          </w:tcPr>
-          <w:p>
-            <w:r>
-              <w:rPr>
-                <w:b/>
-                <w:color w:val="1A365D"/>
-                <w:sz w:val="19"/>
-              </w:rPr>
-              <w:t>Basics Of Organic Chemistry — Core Principles &amp; Governing Laws</w:t>
-            </w:r>
-          </w:p>
-        </w:tc>
-        <w:tc>
-          <w:tcPr>
-            <w:tcW w:type="dxa" w:w="6480"/>
-            <w:shd w:fill="F7FAFC"/>
-            <w:tcMar>
-              <w:top w:w="100" w:type="dxa"/>
-              <w:bottom w:w="100" w:type="dxa"/>
-              <w:left w:w="150" w:type="dxa"/>
-              <w:right w:w="150" w:type="dxa"/>
-            </w:tcMar>
-          </w:tcPr>
-          <w:p>
-            <w:r>
-              <w:rPr>
-                <w:rFonts w:ascii="Cambria Math" w:hAnsi="Cambria Math"/>
-                <w:color w:val="2D3748"/>
-                <w:sz w:val="19"/>
-              </w:rPr>
-              <w:t>\text{Diphenylamine:}C_{6}H_{5}NHC_{6}H_{5}, \quad \text{Aniline:}C_{6}H_{5}NH_{2}</w:t>
+              <w:t>2Cl^{∙}, \quad A-B \rightarrow A^{+}+B^{-}, \quad 1\text{is antiaromatic as it has}4\pi e^{-}\text{.}</w:t>
             </w:r>
           </w:p>
         </w:tc>
@@ -650,7 +604,215 @@
           <w:color w:val="2B6CB0"/>
           <w:sz w:val="24"/>
         </w:rPr>
-        <w:t>3.1 Basics Of Organic Chemistry — Applied Cases, Reactions &amp; Traps (Moderate Yield — 5 PYQs)</w:t>
+        <w:t>3.1 Basics Of Organic Chemistry — Core Principles &amp; Governing Laws (Moderate Yield — 4 PYQs)</w:t>
+      </w:r>
+    </w:p>
+    <w:p>
+      <w:r>
+        <w:rPr>
+          <w:b/>
+          <w:sz w:val="20"/>
+        </w:rPr>
+        <w:t xml:space="preserve">Core Principle: </w:t>
+      </w:r>
+      <w:r>
+        <w:rPr>
+          <w:sz w:val="20"/>
+        </w:rPr>
+        <w:t>Fundamental definitions, core postulates, and governing physical/chemical relations in Basics Of Organic Chemistry.</w:t>
+      </w:r>
+    </w:p>
+    <w:tbl>
+      <w:tblPr>
+        <w:tblW w:type="auto" w:w="0"/>
+        <w:jc w:val="center"/>
+        <w:tblLook w:firstColumn="1" w:firstRow="1" w:lastColumn="0" w:lastRow="0" w:noHBand="0" w:noVBand="1" w:val="04A0"/>
+      </w:tblPr>
+      <w:tblGrid>
+        <w:gridCol w:w="10080"/>
+      </w:tblGrid>
+      <w:tr>
+        <w:tc>
+          <w:tcPr>
+            <w:tcW w:type="dxa" w:w="10080"/>
+            <w:shd w:fill="FFF5F5"/>
+            <w:tcMar>
+              <w:top w:w="100" w:type="dxa"/>
+              <w:bottom w:w="100" w:type="dxa"/>
+              <w:left w:w="150" w:type="dxa"/>
+              <w:right w:w="150" w:type="dxa"/>
+            </w:tcMar>
+          </w:tcPr>
+          <w:p>
+            <w:r>
+              <w:rPr>
+                <w:b/>
+                <w:color w:val="C53030"/>
+                <w:sz w:val="19"/>
+              </w:rPr>
+              <w:t xml:space="preserve">⚠️ Common Trap / JEE Pitfall: </w:t>
+            </w:r>
+            <w:r>
+              <w:rPr>
+                <w:color w:val="2D3748"/>
+                <w:sz w:val="19"/>
+              </w:rPr>
+              <w:t>Carefully verify units, standard reference states, and sign conventions in Basics Of Organic Chemistry.</w:t>
+            </w:r>
+          </w:p>
+        </w:tc>
+      </w:tr>
+    </w:tbl>
+    <w:tbl>
+      <w:tblPr>
+        <w:tblW w:type="auto" w:w="0"/>
+        <w:jc w:val="center"/>
+        <w:tblLook w:firstColumn="1" w:firstRow="1" w:lastColumn="0" w:lastRow="0" w:noHBand="0" w:noVBand="1" w:val="04A0"/>
+      </w:tblPr>
+      <w:tblGrid>
+        <w:gridCol w:w="10080"/>
+      </w:tblGrid>
+      <w:tr>
+        <w:tc>
+          <w:tcPr>
+            <w:tcW w:type="dxa" w:w="10080"/>
+            <w:shd w:fill="F0FFF4"/>
+            <w:tcMar>
+              <w:top w:w="100" w:type="dxa"/>
+              <w:bottom w:w="100" w:type="dxa"/>
+              <w:left w:w="150" w:type="dxa"/>
+              <w:right w:w="150" w:type="dxa"/>
+            </w:tcMar>
+          </w:tcPr>
+          <w:p>
+            <w:r>
+              <w:rPr>
+                <w:b/>
+                <w:color w:val="276749"/>
+                <w:sz w:val="19"/>
+              </w:rPr>
+              <w:t xml:space="preserve">💡 Speed Hack / Trick: </w:t>
+            </w:r>
+            <w:r>
+              <w:rPr>
+                <w:color w:val="2D3748"/>
+                <w:sz w:val="19"/>
+              </w:rPr>
+              <w:t>Focus on high-yield formulas and standard limiting approximations tested in Basics Of Organic Chemistry PYQs.</w:t>
+            </w:r>
+          </w:p>
+        </w:tc>
+      </w:tr>
+    </w:tbl>
+    <w:p>
+      <w:pPr>
+        <w:spacing w:before="120" w:after="40"/>
+      </w:pPr>
+      <w:r>
+        <w:rPr>
+          <w:b/>
+          <w:color w:val="1A365D"/>
+          <w:sz w:val="19"/>
+        </w:rPr>
+        <w:t>Source PYQs testing this concept:</w:t>
+      </w:r>
+    </w:p>
+    <w:p>
+      <w:pPr>
+        <w:pStyle w:val="ListBullet"/>
+        <w:spacing w:after="40"/>
+      </w:pPr>
+      <w:r>
+        <w:rPr>
+          <w:b/>
+          <w:sz w:val="18"/>
+        </w:rPr>
+        <w:t xml:space="preserve">[2021 Shift] Q#4 (MCQ): </w:t>
+      </w:r>
+      <w:r>
+        <w:rPr>
+          <w:sz w:val="18"/>
+        </w:rPr>
+        <w:t xml:space="preserve">"Arrange benzene, n -hexane and ethyne in decreasing order of their acidic behaviour...."  </w:t>
+      </w:r>
+      <w:r>
+        <w:rPr>
+          <w:b/>
+          <w:color w:val="2B6CB0"/>
+          <w:sz w:val="18"/>
+        </w:rPr>
+        <w:t>[Ans: N/A]</w:t>
+      </w:r>
+    </w:p>
+    <w:p>
+      <w:pPr>
+        <w:pStyle w:val="ListBullet"/>
+        <w:spacing w:after="40"/>
+      </w:pPr>
+      <w:r>
+        <w:rPr>
+          <w:b/>
+          <w:sz w:val="18"/>
+        </w:rPr>
+        <w:t xml:space="preserve">[2020 Shift] Q#1 (MCQ): </w:t>
+      </w:r>
+      <w:r>
+        <w:rPr>
+          <w:sz w:val="18"/>
+        </w:rPr>
+        <w:t xml:space="preserve">"Which of the following is the strongest base?..."  </w:t>
+      </w:r>
+      <w:r>
+        <w:rPr>
+          <w:b/>
+          <w:color w:val="2B6CB0"/>
+          <w:sz w:val="18"/>
+        </w:rPr>
+        <w:t>[Ans: N/A]</w:t>
+      </w:r>
+    </w:p>
+    <w:p>
+      <w:pPr>
+        <w:pStyle w:val="ListBullet"/>
+        <w:spacing w:after="40"/>
+      </w:pPr>
+      <w:r>
+        <w:rPr>
+          <w:b/>
+          <w:sz w:val="18"/>
+        </w:rPr>
+        <w:t xml:space="preserve">[2019 Shift] Q#2 (MCQ): </w:t>
+      </w:r>
+      <w:r>
+        <w:rPr>
+          <w:sz w:val="18"/>
+        </w:rPr>
+        <w:t xml:space="preserve">"Resonance effect is not observed in..."  </w:t>
+      </w:r>
+      <w:r>
+        <w:rPr>
+          <w:b/>
+          <w:color w:val="2B6CB0"/>
+          <w:sz w:val="18"/>
+        </w:rPr>
+        <w:t>[Ans: N/A]</w:t>
+      </w:r>
+    </w:p>
+    <w:p>
+      <w:pPr>
+        <w:spacing w:after="120"/>
+      </w:pPr>
+    </w:p>
+    <w:p>
+      <w:pPr>
+        <w:pStyle w:val="Heading2"/>
+      </w:pPr>
+      <w:r>
+        <w:rPr>
+          <w:color w:val="2B6CB0"/>
+          <w:sz w:val="24"/>
+        </w:rPr>
+        <w:t>3.2 Basics Of Organic Chemistry — Applied Cases, Reactions &amp; Traps (Moderate Yield — 4 PYQs)</w:t>
       </w:r>
     </w:p>
     <w:p>
@@ -858,7 +1020,7 @@
           <w:color w:val="2B6CB0"/>
           <w:sz w:val="24"/>
         </w:rPr>
-        <w:t>3.2 Basics Of Organic Chemistry — Standard Calculations &amp; Problem Archetypes (Standard Yield — 2 PYQs)</w:t>
+        <w:t>3.3 Basics Of Organic Chemistry — Standard Calculations &amp; Problem Archetypes (Standard Yield — 0 PYQs)</w:t>
       </w:r>
     </w:p>
     <w:p>
@@ -981,13 +1143,13 @@
           <w:b/>
           <w:sz w:val="18"/>
         </w:rPr>
-        <w:t xml:space="preserve">[2021 Shift] Q#4 (MCQ): </w:t>
+        <w:t xml:space="preserve">[2026 Shift] Q#1 (MCQ): </w:t>
       </w:r>
       <w:r>
         <w:rPr>
           <w:sz w:val="18"/>
         </w:rPr>
-        <w:t xml:space="preserve">"Arrange benzene, n -hexane and ethyne in decreasing order of their acidic behaviour...."  </w:t>
+        <w:t xml:space="preserve">"The intermediates in heteropolar reactions are..."  </w:t>
       </w:r>
       <w:r>
         <w:rPr>
@@ -1008,167 +1170,13 @@
           <w:b/>
           <w:sz w:val="18"/>
         </w:rPr>
-        <w:t xml:space="preserve">[2020 Shift] Q#1 (MCQ): </w:t>
+        <w:t xml:space="preserve">[2025 Shift] Q#2 (MCQ): </w:t>
       </w:r>
       <w:r>
         <w:rPr>
           <w:sz w:val="18"/>
         </w:rPr>
-        <w:t xml:space="preserve">"Which of the following is the strongest base?..."  </w:t>
-      </w:r>
-      <w:r>
-        <w:rPr>
-          <w:b/>
-          <w:color w:val="2B6CB0"/>
-          <w:sz w:val="18"/>
-        </w:rPr>
-        <w:t>[Ans: N/A]</w:t>
-      </w:r>
-    </w:p>
-    <w:p>
-      <w:pPr>
-        <w:spacing w:after="120"/>
-      </w:pPr>
-    </w:p>
-    <w:p>
-      <w:pPr>
-        <w:pStyle w:val="Heading2"/>
-      </w:pPr>
-      <w:r>
-        <w:rPr>
-          <w:color w:val="2B6CB0"/>
-          <w:sz w:val="24"/>
-        </w:rPr>
-        <w:t>3.3 Basics Of Organic Chemistry — Core Principles &amp; Governing Laws (Standard Yield — 1 PYQs)</w:t>
-      </w:r>
-    </w:p>
-    <w:p>
-      <w:r>
-        <w:rPr>
-          <w:b/>
-          <w:sz w:val="20"/>
-        </w:rPr>
-        <w:t xml:space="preserve">Core Principle: </w:t>
-      </w:r>
-      <w:r>
-        <w:rPr>
-          <w:sz w:val="20"/>
-        </w:rPr>
-        <w:t>Fundamental definitions, core postulates, and governing physical/chemical relations in Basics Of Organic Chemistry.</w:t>
-      </w:r>
-    </w:p>
-    <w:tbl>
-      <w:tblPr>
-        <w:tblW w:type="auto" w:w="0"/>
-        <w:jc w:val="center"/>
-        <w:tblLook w:firstColumn="1" w:firstRow="1" w:lastColumn="0" w:lastRow="0" w:noHBand="0" w:noVBand="1" w:val="04A0"/>
-      </w:tblPr>
-      <w:tblGrid>
-        <w:gridCol w:w="10080"/>
-      </w:tblGrid>
-      <w:tr>
-        <w:tc>
-          <w:tcPr>
-            <w:tcW w:type="dxa" w:w="10080"/>
-            <w:shd w:fill="FFF5F5"/>
-            <w:tcMar>
-              <w:top w:w="100" w:type="dxa"/>
-              <w:bottom w:w="100" w:type="dxa"/>
-              <w:left w:w="150" w:type="dxa"/>
-              <w:right w:w="150" w:type="dxa"/>
-            </w:tcMar>
-          </w:tcPr>
-          <w:p>
-            <w:r>
-              <w:rPr>
-                <w:b/>
-                <w:color w:val="C53030"/>
-                <w:sz w:val="19"/>
-              </w:rPr>
-              <w:t xml:space="preserve">⚠️ Common Trap / JEE Pitfall: </w:t>
-            </w:r>
-            <w:r>
-              <w:rPr>
-                <w:color w:val="2D3748"/>
-                <w:sz w:val="19"/>
-              </w:rPr>
-              <w:t>Carefully verify units, standard reference states, and sign conventions in Basics Of Organic Chemistry.</w:t>
-            </w:r>
-          </w:p>
-        </w:tc>
-      </w:tr>
-    </w:tbl>
-    <w:tbl>
-      <w:tblPr>
-        <w:tblW w:type="auto" w:w="0"/>
-        <w:jc w:val="center"/>
-        <w:tblLook w:firstColumn="1" w:firstRow="1" w:lastColumn="0" w:lastRow="0" w:noHBand="0" w:noVBand="1" w:val="04A0"/>
-      </w:tblPr>
-      <w:tblGrid>
-        <w:gridCol w:w="10080"/>
-      </w:tblGrid>
-      <w:tr>
-        <w:tc>
-          <w:tcPr>
-            <w:tcW w:type="dxa" w:w="10080"/>
-            <w:shd w:fill="F0FFF4"/>
-            <w:tcMar>
-              <w:top w:w="100" w:type="dxa"/>
-              <w:bottom w:w="100" w:type="dxa"/>
-              <w:left w:w="150" w:type="dxa"/>
-              <w:right w:w="150" w:type="dxa"/>
-            </w:tcMar>
-          </w:tcPr>
-          <w:p>
-            <w:r>
-              <w:rPr>
-                <w:b/>
-                <w:color w:val="276749"/>
-                <w:sz w:val="19"/>
-              </w:rPr>
-              <w:t xml:space="preserve">💡 Speed Hack / Trick: </w:t>
-            </w:r>
-            <w:r>
-              <w:rPr>
-                <w:color w:val="2D3748"/>
-                <w:sz w:val="19"/>
-              </w:rPr>
-              <w:t>Focus on high-yield formulas and standard limiting approximations tested in Basics Of Organic Chemistry PYQs.</w:t>
-            </w:r>
-          </w:p>
-        </w:tc>
-      </w:tr>
-    </w:tbl>
-    <w:p>
-      <w:pPr>
-        <w:spacing w:before="120" w:after="40"/>
-      </w:pPr>
-      <w:r>
-        <w:rPr>
-          <w:b/>
-          <w:color w:val="1A365D"/>
-          <w:sz w:val="19"/>
-        </w:rPr>
-        <w:t>Source PYQs testing this concept:</w:t>
-      </w:r>
-    </w:p>
-    <w:p>
-      <w:pPr>
-        <w:pStyle w:val="ListBullet"/>
-        <w:spacing w:after="40"/>
-      </w:pPr>
-      <w:r>
-        <w:rPr>
-          <w:b/>
-          <w:sz w:val="18"/>
-        </w:rPr>
-        <w:t xml:space="preserve">[2018 Shift] Q#3 (MCQ): </w:t>
-      </w:r>
-      <w:r>
-        <w:rPr>
-          <w:sz w:val="18"/>
-        </w:rPr>
-        <w:t xml:space="preserve">"Which of the following is more basic than aniline?..."  </w:t>
+        <w:t xml:space="preserve">"Which of the following is not an aromatic compound..."  </w:t>
       </w:r>
       <w:r>
         <w:rPr>
@@ -1428,127 +1436,6 @@
               <w:t>Solution Analysis:</w:t>
               <w:br/>
               <w:t>The decreasing order of acidic behaviour is ethyne &gt; benzene &gt;n -hexane Because carbon in ethyne, benzene and n -hexane are sp,sp^2 and sp^3 hybridised respectively. ∴ The carbocation formed after the removal of ' H ' is more stable in sp hybridised carbon atom because of high electronegativity due to more s-character.</w:t>
-            </w:r>
-          </w:p>
-        </w:tc>
-      </w:tr>
-    </w:tbl>
-    <w:p>
-      <w:pPr>
-        <w:spacing w:after="120"/>
-      </w:pPr>
-    </w:p>
-    <w:p>
-      <w:pPr>
-        <w:spacing w:before="160" w:after="40"/>
-      </w:pPr>
-      <w:r>
-        <w:rPr>
-          <w:b/>
-          <w:color w:val="1A365D"/>
-          <w:sz w:val="22"/>
-        </w:rPr>
-        <w:t>Benchmark Problem 3: KCET 2018 (Q#3)</w:t>
-      </w:r>
-    </w:p>
-    <w:p>
-      <w:pPr>
-        <w:spacing w:after="80"/>
-      </w:pPr>
-      <w:r>
-        <w:rPr>
-          <w:sz w:val="20"/>
-        </w:rPr>
-        <w:t>Which of the following is more basic than aniline?</w:t>
-      </w:r>
-    </w:p>
-    <w:p>
-      <w:pPr>
-        <w:pStyle w:val="ListBullet"/>
-        <w:spacing w:after="20"/>
-      </w:pPr>
-      <w:r>
-        <w:rPr>
-          <w:sz w:val="19"/>
-        </w:rPr>
-        <w:t>(A) Diphenylamine</w:t>
-      </w:r>
-    </w:p>
-    <w:p>
-      <w:pPr>
-        <w:pStyle w:val="ListBullet"/>
-        <w:spacing w:after="20"/>
-      </w:pPr>
-      <w:r>
-        <w:rPr>
-          <w:sz w:val="19"/>
-        </w:rPr>
-        <w:t>(B) Triphenylamine</w:t>
-      </w:r>
-    </w:p>
-    <w:p>
-      <w:pPr>
-        <w:pStyle w:val="ListBullet"/>
-        <w:spacing w:after="20"/>
-      </w:pPr>
-      <w:r>
-        <w:rPr>
-          <w:sz w:val="19"/>
-        </w:rPr>
-        <w:t>(C) p-nitroaniline</w:t>
-      </w:r>
-    </w:p>
-    <w:p>
-      <w:pPr>
-        <w:pStyle w:val="ListBullet"/>
-        <w:spacing w:after="20"/>
-      </w:pPr>
-      <w:r>
-        <w:rPr>
-          <w:sz w:val="19"/>
-        </w:rPr>
-        <w:t>(D) Benzylamine</w:t>
-      </w:r>
-    </w:p>
-    <w:tbl>
-      <w:tblPr>
-        <w:tblW w:type="auto" w:w="0"/>
-        <w:jc w:val="center"/>
-        <w:tblLook w:firstColumn="1" w:firstRow="1" w:lastColumn="0" w:lastRow="0" w:noHBand="0" w:noVBand="1" w:val="04A0"/>
-      </w:tblPr>
-      <w:tblGrid>
-        <w:gridCol w:w="10080"/>
-      </w:tblGrid>
-      <w:tr>
-        <w:tc>
-          <w:tcPr>
-            <w:tcW w:type="dxa" w:w="10080"/>
-            <w:shd w:fill="F7FAFC"/>
-            <w:tcMar>
-              <w:top w:w="100" w:type="dxa"/>
-              <w:bottom w:w="100" w:type="dxa"/>
-              <w:left w:w="150" w:type="dxa"/>
-              <w:right w:w="150" w:type="dxa"/>
-            </w:tcMar>
-          </w:tcPr>
-          <w:p>
-            <w:r>
-              <w:rPr>
-                <w:b/>
-                <w:color w:val="1A365D"/>
-                <w:sz w:val="19"/>
-              </w:rPr>
-              <w:t>Correct Answer: None</w:t>
-              <w:br/>
-            </w:r>
-            <w:r>
-              <w:rPr>
-                <w:color w:val="2D3748"/>
-                <w:sz w:val="18"/>
-              </w:rPr>
-              <w:t>Solution Analysis:</w:t>
-              <w:br/>
-              <w:t>Let's analyze each option by considering the availability of the nitrogen's lone pair for accepting a proton: Aniline:C_(6)H_(5)NH_(2) In aniline, the lone pair on nitrogen is partially delocalized into the benzene ring. This delocalization makes the lone pair less available for protonation, so aniline is less basic compared to amines where the lone pair is fully localized. Diphenylamine:C_(6)H_(5)NHC_(6)H_(5) Here, the nitrogen is bonded to two phenyl groups. The lone pair can be delocalized into both aromatic rings, decreasing its availability even more than in aniline. This makes diphenylamine less basic. Triphenylamine:N(C_(6)H_(5))_(3) In triphenylamine, the nitrogen is bonded to three phenyl groups, which further delocalizes the lone pair into the aromatic rings. As a result, the lone pair is even less available, making triphenylamine even less basic. Benzylamine:C_(6)H_(5)CH_(2)NH_(2) In benzylamine, the nitrogen is attached to a methylene group ( CH_(2) ) before connecting to the benzene ring. This extra methylene group breaks the conjugation between the benzene ring and the amine, keeping the lone pair localized on the nitrogen. Being more localized, the lone pair is more available to accept a proton, which increases its basicity compared to aniline. Because benzylamine has a localized lone pair on the nitrogen, it is more basic than aniline. Thus, the answer is: Option D: Benzylamine.</w:t>
             </w:r>
           </w:p>
         </w:tc>

--- a/dist/exports/kcet-general-organic-chemistry_revision_notes.docx
+++ b/dist/exports/kcet-general-organic-chemistry_revision_notes.docx
@@ -189,7 +189,7 @@
                 <w:color w:val="2D3748"/>
                 <w:sz w:val="19"/>
               </w:rPr>
-              <w:t>Basics Of Organic Chemistry — Core Principles &amp; Governing Laws</w:t>
+              <w:t>Acidity, Basicity &amp; Aromaticity (Huckel's Rule)</w:t>
             </w:r>
           </w:p>
         </w:tc>
@@ -209,7 +209,7 @@
               <w:rPr>
                 <w:sz w:val="19"/>
               </w:rPr>
-              <w:t>4 PYQs</w:t>
+              <w:t>5 PYQs</w:t>
             </w:r>
           </w:p>
         </w:tc>
@@ -230,7 +230,7 @@
                 <w:color w:val="718096"/>
                 <w:sz w:val="19"/>
               </w:rPr>
-              <w:t>Core Principle</w:t>
+              <w:t>Physical-Chemical Properties</w:t>
             </w:r>
           </w:p>
         </w:tc>
@@ -276,7 +276,7 @@
                 <w:color w:val="2D3748"/>
                 <w:sz w:val="19"/>
               </w:rPr>
-              <w:t>Basics Of Organic Chemistry — Applied Cases, Reactions &amp; Traps</w:t>
+              <w:t>Reaction Intermediates &amp; Electronic Effects</w:t>
             </w:r>
           </w:p>
         </w:tc>
@@ -317,94 +317,7 @@
                 <w:color w:val="718096"/>
                 <w:sz w:val="19"/>
               </w:rPr>
-              <w:t>Applied Topics</w:t>
-            </w:r>
-          </w:p>
-        </w:tc>
-      </w:tr>
-      <w:tr>
-        <w:tc>
-          <w:tcPr>
-            <w:tcW w:type="dxa" w:w="2160"/>
-            <w:shd w:fill="F7FAFC"/>
-            <w:tcMar>
-              <w:top w:w="80" w:type="dxa"/>
-              <w:bottom w:w="80" w:type="dxa"/>
-              <w:left w:w="150" w:type="dxa"/>
-              <w:right w:w="150" w:type="dxa"/>
-            </w:tcMar>
-          </w:tcPr>
-          <w:p>
-            <w:r>
-              <w:rPr>
-                <w:b/>
-                <w:color w:val="718096"/>
-                <w:sz w:val="19"/>
-              </w:rPr>
-              <w:t>Standard</w:t>
-            </w:r>
-          </w:p>
-        </w:tc>
-        <w:tc>
-          <w:tcPr>
-            <w:tcW w:type="dxa" w:w="4320"/>
-            <w:shd w:fill="F7FAFC"/>
-            <w:tcMar>
-              <w:top w:w="80" w:type="dxa"/>
-              <w:bottom w:w="80" w:type="dxa"/>
-              <w:left w:w="150" w:type="dxa"/>
-              <w:right w:w="150" w:type="dxa"/>
-            </w:tcMar>
-          </w:tcPr>
-          <w:p>
-            <w:r>
-              <w:rPr>
-                <w:b/>
-                <w:color w:val="2D3748"/>
-                <w:sz w:val="19"/>
-              </w:rPr>
-              <w:t>Basics Of Organic Chemistry — Standard Calculations &amp; Problem Archetypes</w:t>
-            </w:r>
-          </w:p>
-        </w:tc>
-        <w:tc>
-          <w:tcPr>
-            <w:tcW w:type="dxa" w:w="1728"/>
-            <w:shd w:fill="F7FAFC"/>
-            <w:tcMar>
-              <w:top w:w="80" w:type="dxa"/>
-              <w:bottom w:w="80" w:type="dxa"/>
-              <w:left w:w="150" w:type="dxa"/>
-              <w:right w:w="150" w:type="dxa"/>
-            </w:tcMar>
-          </w:tcPr>
-          <w:p>
-            <w:r>
-              <w:rPr>
-                <w:sz w:val="19"/>
-              </w:rPr>
-              <w:t>0 PYQs</w:t>
-            </w:r>
-          </w:p>
-        </w:tc>
-        <w:tc>
-          <w:tcPr>
-            <w:tcW w:type="dxa" w:w="1872"/>
-            <w:shd w:fill="F7FAFC"/>
-            <w:tcMar>
-              <w:top w:w="80" w:type="dxa"/>
-              <w:bottom w:w="80" w:type="dxa"/>
-              <w:left w:w="150" w:type="dxa"/>
-              <w:right w:w="150" w:type="dxa"/>
-            </w:tcMar>
-          </w:tcPr>
-          <w:p>
-            <w:r>
-              <w:rPr>
-                <w:color w:val="718096"/>
-                <w:sz w:val="19"/>
-              </w:rPr>
-              <w:t>Quantitative Analysis</w:t>
+              <w:t>Core Principles</w:t>
             </w:r>
           </w:p>
         </w:tc>
@@ -504,7 +417,7 @@
                 <w:color w:val="1A365D"/>
                 <w:sz w:val="19"/>
               </w:rPr>
-              <w:t>Basics Of Organic Chemistry — Core Principles &amp; Governing Laws</w:t>
+              <w:t>Acidity, Basicity &amp; Aromaticity (Huckel's Rule)</w:t>
             </w:r>
           </w:p>
         </w:tc>
@@ -526,7 +439,7 @@
                 <w:color w:val="2D3748"/>
                 <w:sz w:val="19"/>
               </w:rPr>
-              <w:t>CH_{3}COOH, \quad \text{Aniline:}C_{6}H_{5}NH_{2}, \quad CH_{2}=CH-CH_{2}-NH_{2}</w:t>
+              <w:t>\text{Aromatic: } (4n+2)\pi \text{ electrons}, \quad \text{Anti-aromatic: } 4n\pi \text{ electrons}</w:t>
             </w:r>
           </w:p>
         </w:tc>
@@ -550,7 +463,7 @@
                 <w:color w:val="1A365D"/>
                 <w:sz w:val="19"/>
               </w:rPr>
-              <w:t>Basics Of Organic Chemistry — Applied Cases, Reactions &amp; Traps</w:t>
+              <w:t>Reaction Intermediates &amp; Electronic Effects</w:t>
             </w:r>
           </w:p>
         </w:tc>
@@ -572,7 +485,7 @@
                 <w:color w:val="2D3748"/>
                 <w:sz w:val="19"/>
               </w:rPr>
-              <w:t>2Cl^{∙}, \quad A-B \rightarrow A^{+}+B^{-}, \quad 1\text{is antiaromatic as it has}4\pi e^{-}\text{.}</w:t>
+              <w:t>\text{Carbocation Stability: } 3^\circ &gt; 2^\circ &gt; 1^\circ &gt; \text{CH}_3^+, \quad \text{Carbanion Stability: } \text{CH}_3^- &gt; 1^\circ &gt; 2^\circ &gt; 3^\circ</w:t>
             </w:r>
           </w:p>
         </w:tc>
@@ -604,7 +517,7 @@
           <w:color w:val="2B6CB0"/>
           <w:sz w:val="24"/>
         </w:rPr>
-        <w:t>3.1 Basics Of Organic Chemistry — Core Principles &amp; Governing Laws (Moderate Yield — 4 PYQs)</w:t>
+        <w:t>3.1 Acidity, Basicity &amp; Aromaticity (Huckel's Rule) (Moderate Yield — 5 PYQs)</w:t>
       </w:r>
     </w:p>
     <w:p>
@@ -619,7 +532,7 @@
         <w:rPr>
           <w:sz w:val="20"/>
         </w:rPr>
-        <w:t>Fundamental definitions, core postulates, and governing physical/chemical relations in Basics Of Organic Chemistry.</w:t>
+        <w:t>Hückel's Rule: Cyclic, planar, completely conjugated systems with (4n+2)π electrons are aromatic (2, 6, 10, 14π). Basicity of amines: Aliphatic amines are more basic than aniline because aniline's lone pair is delocalized into the benzene ring by resonance.</w:t>
       </w:r>
     </w:p>
     <w:tbl>
@@ -657,7 +570,7 @@
                 <w:color w:val="2D3748"/>
                 <w:sz w:val="19"/>
               </w:rPr>
-              <w:t>Carefully verify units, standard reference states, and sign conventions in Basics Of Organic Chemistry.</w:t>
+              <w:t>Cyclooctatetraene (8π) is non-planar (tub-shaped), hence it is non-aromatic, NOT anti-aromatic!</w:t>
             </w:r>
           </w:p>
         </w:tc>
@@ -698,7 +611,7 @@
                 <w:color w:val="2D3748"/>
                 <w:sz w:val="19"/>
               </w:rPr>
-              <w:t>Focus on high-yield formulas and standard limiting approximations tested in Basics Of Organic Chemistry PYQs.</w:t>
+              <w:t>In gas phase, amine basicity follows strictly +I: 3° &gt; 2° &gt; 1° &gt; NH_3.</w:t>
             </w:r>
           </w:p>
         </w:tc>
@@ -715,241 +628,6 @@
           <w:sz w:val="19"/>
         </w:rPr>
         <w:t>Source PYQs testing this concept:</w:t>
-      </w:r>
-    </w:p>
-    <w:p>
-      <w:pPr>
-        <w:pStyle w:val="ListBullet"/>
-        <w:spacing w:after="40"/>
-      </w:pPr>
-      <w:r>
-        <w:rPr>
-          <w:b/>
-          <w:sz w:val="18"/>
-        </w:rPr>
-        <w:t xml:space="preserve">[2021 Shift] Q#4 (MCQ): </w:t>
-      </w:r>
-      <w:r>
-        <w:rPr>
-          <w:sz w:val="18"/>
-        </w:rPr>
-        <w:t xml:space="preserve">"Arrange benzene, n -hexane and ethyne in decreasing order of their acidic behaviour...."  </w:t>
-      </w:r>
-      <w:r>
-        <w:rPr>
-          <w:b/>
-          <w:color w:val="2B6CB0"/>
-          <w:sz w:val="18"/>
-        </w:rPr>
-        <w:t>[Ans: N/A]</w:t>
-      </w:r>
-    </w:p>
-    <w:p>
-      <w:pPr>
-        <w:pStyle w:val="ListBullet"/>
-        <w:spacing w:after="40"/>
-      </w:pPr>
-      <w:r>
-        <w:rPr>
-          <w:b/>
-          <w:sz w:val="18"/>
-        </w:rPr>
-        <w:t xml:space="preserve">[2020 Shift] Q#1 (MCQ): </w:t>
-      </w:r>
-      <w:r>
-        <w:rPr>
-          <w:sz w:val="18"/>
-        </w:rPr>
-        <w:t xml:space="preserve">"Which of the following is the strongest base?..."  </w:t>
-      </w:r>
-      <w:r>
-        <w:rPr>
-          <w:b/>
-          <w:color w:val="2B6CB0"/>
-          <w:sz w:val="18"/>
-        </w:rPr>
-        <w:t>[Ans: N/A]</w:t>
-      </w:r>
-    </w:p>
-    <w:p>
-      <w:pPr>
-        <w:pStyle w:val="ListBullet"/>
-        <w:spacing w:after="40"/>
-      </w:pPr>
-      <w:r>
-        <w:rPr>
-          <w:b/>
-          <w:sz w:val="18"/>
-        </w:rPr>
-        <w:t xml:space="preserve">[2019 Shift] Q#2 (MCQ): </w:t>
-      </w:r>
-      <w:r>
-        <w:rPr>
-          <w:sz w:val="18"/>
-        </w:rPr>
-        <w:t xml:space="preserve">"Resonance effect is not observed in..."  </w:t>
-      </w:r>
-      <w:r>
-        <w:rPr>
-          <w:b/>
-          <w:color w:val="2B6CB0"/>
-          <w:sz w:val="18"/>
-        </w:rPr>
-        <w:t>[Ans: N/A]</w:t>
-      </w:r>
-    </w:p>
-    <w:p>
-      <w:pPr>
-        <w:spacing w:after="120"/>
-      </w:pPr>
-    </w:p>
-    <w:p>
-      <w:pPr>
-        <w:pStyle w:val="Heading2"/>
-      </w:pPr>
-      <w:r>
-        <w:rPr>
-          <w:color w:val="2B6CB0"/>
-          <w:sz w:val="24"/>
-        </w:rPr>
-        <w:t>3.2 Basics Of Organic Chemistry — Applied Cases, Reactions &amp; Traps (Moderate Yield — 4 PYQs)</w:t>
-      </w:r>
-    </w:p>
-    <w:p>
-      <w:r>
-        <w:rPr>
-          <w:b/>
-          <w:sz w:val="20"/>
-        </w:rPr>
-        <w:t xml:space="preserve">Core Principle: </w:t>
-      </w:r>
-      <w:r>
-        <w:rPr>
-          <w:sz w:val="20"/>
-        </w:rPr>
-        <w:t>Special cases, experimental observations, and conceptual traps designed to test deep understanding of Basics Of Organic Chemistry.</w:t>
-      </w:r>
-    </w:p>
-    <w:tbl>
-      <w:tblPr>
-        <w:tblW w:type="auto" w:w="0"/>
-        <w:jc w:val="center"/>
-        <w:tblLook w:firstColumn="1" w:firstRow="1" w:lastColumn="0" w:lastRow="0" w:noHBand="0" w:noVBand="1" w:val="04A0"/>
-      </w:tblPr>
-      <w:tblGrid>
-        <w:gridCol w:w="10080"/>
-      </w:tblGrid>
-      <w:tr>
-        <w:tc>
-          <w:tcPr>
-            <w:tcW w:type="dxa" w:w="10080"/>
-            <w:shd w:fill="FFF5F5"/>
-            <w:tcMar>
-              <w:top w:w="100" w:type="dxa"/>
-              <w:bottom w:w="100" w:type="dxa"/>
-              <w:left w:w="150" w:type="dxa"/>
-              <w:right w:w="150" w:type="dxa"/>
-            </w:tcMar>
-          </w:tcPr>
-          <w:p>
-            <w:r>
-              <w:rPr>
-                <w:b/>
-                <w:color w:val="C53030"/>
-                <w:sz w:val="19"/>
-              </w:rPr>
-              <w:t xml:space="preserve">⚠️ Common Trap / JEE Pitfall: </w:t>
-            </w:r>
-            <w:r>
-              <w:rPr>
-                <w:color w:val="2D3748"/>
-                <w:sz w:val="19"/>
-              </w:rPr>
-              <w:t>Read questions carefully for keywords like 'incorrect', 'not true', or non-standard conditions.</w:t>
-            </w:r>
-          </w:p>
-        </w:tc>
-      </w:tr>
-    </w:tbl>
-    <w:tbl>
-      <w:tblPr>
-        <w:tblW w:type="auto" w:w="0"/>
-        <w:jc w:val="center"/>
-        <w:tblLook w:firstColumn="1" w:firstRow="1" w:lastColumn="0" w:lastRow="0" w:noHBand="0" w:noVBand="1" w:val="04A0"/>
-      </w:tblPr>
-      <w:tblGrid>
-        <w:gridCol w:w="10080"/>
-      </w:tblGrid>
-      <w:tr>
-        <w:tc>
-          <w:tcPr>
-            <w:tcW w:type="dxa" w:w="10080"/>
-            <w:shd w:fill="F0FFF4"/>
-            <w:tcMar>
-              <w:top w:w="100" w:type="dxa"/>
-              <w:bottom w:w="100" w:type="dxa"/>
-              <w:left w:w="150" w:type="dxa"/>
-              <w:right w:w="150" w:type="dxa"/>
-            </w:tcMar>
-          </w:tcPr>
-          <w:p>
-            <w:r>
-              <w:rPr>
-                <w:b/>
-                <w:color w:val="276749"/>
-                <w:sz w:val="19"/>
-              </w:rPr>
-              <w:t xml:space="preserve">💡 Speed Hack / Trick: </w:t>
-            </w:r>
-            <w:r>
-              <w:rPr>
-                <w:color w:val="2D3748"/>
-                <w:sz w:val="19"/>
-              </w:rPr>
-              <w:t>Elimination of extreme or unphysical answer choices improves accuracy in assertion-reason and multiple-statement questions.</w:t>
-            </w:r>
-          </w:p>
-        </w:tc>
-      </w:tr>
-    </w:tbl>
-    <w:p>
-      <w:pPr>
-        <w:spacing w:before="120" w:after="40"/>
-      </w:pPr>
-      <w:r>
-        <w:rPr>
-          <w:b/>
-          <w:color w:val="1A365D"/>
-          <w:sz w:val="19"/>
-        </w:rPr>
-        <w:t>Source PYQs testing this concept:</w:t>
-      </w:r>
-    </w:p>
-    <w:p>
-      <w:pPr>
-        <w:pStyle w:val="ListBullet"/>
-        <w:spacing w:after="40"/>
-      </w:pPr>
-      <w:r>
-        <w:rPr>
-          <w:b/>
-          <w:sz w:val="18"/>
-        </w:rPr>
-        <w:t xml:space="preserve">[2026 Shift] Q#1 (MCQ): </w:t>
-      </w:r>
-      <w:r>
-        <w:rPr>
-          <w:sz w:val="18"/>
-        </w:rPr>
-        <w:t xml:space="preserve">"The intermediates in heteropolar reactions are..."  </w:t>
-      </w:r>
-      <w:r>
-        <w:rPr>
-          <w:b/>
-          <w:color w:val="2B6CB0"/>
-          <w:sz w:val="18"/>
-        </w:rPr>
-        <w:t>[Ans: N/A]</w:t>
       </w:r>
     </w:p>
     <w:p>
@@ -1008,6 +686,33 @@
     </w:p>
     <w:p>
       <w:pPr>
+        <w:pStyle w:val="ListBullet"/>
+        <w:spacing w:after="40"/>
+      </w:pPr>
+      <w:r>
+        <w:rPr>
+          <w:b/>
+          <w:sz w:val="18"/>
+        </w:rPr>
+        <w:t xml:space="preserve">[2021 Shift] Q#4 (MCQ): </w:t>
+      </w:r>
+      <w:r>
+        <w:rPr>
+          <w:sz w:val="18"/>
+        </w:rPr>
+        <w:t xml:space="preserve">"Arrange benzene, n -hexane and ethyne in decreasing order of their acidic behaviour...."  </w:t>
+      </w:r>
+      <w:r>
+        <w:rPr>
+          <w:b/>
+          <w:color w:val="2B6CB0"/>
+          <w:sz w:val="18"/>
+        </w:rPr>
+        <w:t>[Ans: N/A]</w:t>
+      </w:r>
+    </w:p>
+    <w:p>
+      <w:pPr>
         <w:spacing w:after="120"/>
       </w:pPr>
     </w:p>
@@ -1020,7 +725,7 @@
           <w:color w:val="2B6CB0"/>
           <w:sz w:val="24"/>
         </w:rPr>
-        <w:t>3.3 Basics Of Organic Chemistry — Standard Calculations &amp; Problem Archetypes (Standard Yield — 0 PYQs)</w:t>
+        <w:t>3.2 Reaction Intermediates &amp; Electronic Effects (Moderate Yield — 4 PYQs)</w:t>
       </w:r>
     </w:p>
     <w:p>
@@ -1035,7 +740,7 @@
         <w:rPr>
           <w:sz w:val="20"/>
         </w:rPr>
-        <w:t>Quantitative numerical problem-solving techniques and standard question patterns frequently seen in Basics Of Organic Chemistry.</w:t>
+        <w:t>Heterolytic fission creates ions (carbocations, carbanions); homolytic fission creates neutral free radicals. Stability of carbocations: 3° &gt; 2° &gt; 1° &gt; CH_3^+ (governed by hyperconjugation and +I). Stability of carbanions: CH_3^- &gt; 1° &gt; 2° &gt; 3°.</w:t>
       </w:r>
     </w:p>
     <w:tbl>
@@ -1073,7 +778,7 @@
                 <w:color w:val="2D3748"/>
                 <w:sz w:val="19"/>
               </w:rPr>
-              <w:t>Watch for algebraic rounding, stoichiometric balancing, and boundary condition checks.</w:t>
+              <w:t>In homolytic cleavage, each atom takes one bonding electron; in heterolytic cleavage, the more electronegative atom takes both electrons.</w:t>
             </w:r>
           </w:p>
         </w:tc>
@@ -1114,7 +819,7 @@
                 <w:color w:val="2D3748"/>
                 <w:sz w:val="19"/>
               </w:rPr>
-              <w:t>Dimensional consistency checks and ratio comparisons can quickly eliminate incorrect options.</w:t>
+              <w:t>Resonance stabilization always dominates over inductive effect, EXCEPT for halogens on benzene rings where -I dominates.</w:t>
             </w:r>
           </w:p>
         </w:tc>
@@ -1170,13 +875,40 @@
           <w:b/>
           <w:sz w:val="18"/>
         </w:rPr>
-        <w:t xml:space="preserve">[2025 Shift] Q#2 (MCQ): </w:t>
+        <w:t xml:space="preserve">[2021 Shift] Q#4 (MCQ): </w:t>
       </w:r>
       <w:r>
         <w:rPr>
           <w:sz w:val="18"/>
         </w:rPr>
-        <w:t xml:space="preserve">"Which of the following is not an aromatic compound..."  </w:t>
+        <w:t xml:space="preserve">"Arrange benzene, n -hexane and ethyne in decreasing order of their acidic behaviour...."  </w:t>
+      </w:r>
+      <w:r>
+        <w:rPr>
+          <w:b/>
+          <w:color w:val="2B6CB0"/>
+          <w:sz w:val="18"/>
+        </w:rPr>
+        <w:t>[Ans: N/A]</w:t>
+      </w:r>
+    </w:p>
+    <w:p>
+      <w:pPr>
+        <w:pStyle w:val="ListBullet"/>
+        <w:spacing w:after="40"/>
+      </w:pPr>
+      <w:r>
+        <w:rPr>
+          <w:b/>
+          <w:sz w:val="18"/>
+        </w:rPr>
+        <w:t xml:space="preserve">[2019 Shift] Q#2 (MCQ): </w:t>
+      </w:r>
+      <w:r>
+        <w:rPr>
+          <w:sz w:val="18"/>
+        </w:rPr>
+        <w:t xml:space="preserve">"Resonance effect is not observed in..."  </w:t>
       </w:r>
       <w:r>
         <w:rPr>
@@ -1335,7 +1067,7 @@
           <w:color w:val="1A365D"/>
           <w:sz w:val="22"/>
         </w:rPr>
-        <w:t>Benchmark Problem 2: KCET 2021 (Q#4)</w:t>
+        <w:t>Benchmark Problem 2: KCET 2023 (Q#3)</w:t>
       </w:r>
     </w:p>
     <w:p>
@@ -1346,7 +1078,7 @@
         <w:rPr>
           <w:sz w:val="20"/>
         </w:rPr>
-        <w:t>Arrange benzene, n -hexane and ethyne in decreasing order of their acidic behaviour.</w:t>
+        <w:t>Among the following. The set which represents aromatic species is</w:t>
       </w:r>
     </w:p>
     <w:p>
@@ -1358,7 +1090,7 @@
         <w:rPr>
           <w:sz w:val="19"/>
         </w:rPr>
-        <w:t>(A) Benzene &gt;n -hexane &gt; Ethyne</w:t>
+        <w:t>(A) I, II and III</w:t>
       </w:r>
     </w:p>
     <w:p>
@@ -1370,7 +1102,7 @@
         <w:rPr>
           <w:sz w:val="19"/>
         </w:rPr>
-        <w:t>(B) n -hexane &gt; Benzene &gt; Ethyne</w:t>
+        <w:t>(B) III, IV and V</w:t>
       </w:r>
     </w:p>
     <w:p>
@@ -1382,7 +1114,7 @@
         <w:rPr>
           <w:sz w:val="19"/>
         </w:rPr>
-        <w:t>(C) Ethyne &gt;n -hexane &gt; Benzene</w:t>
+        <w:t>(C) II and III</w:t>
       </w:r>
     </w:p>
     <w:p>
@@ -1394,7 +1126,7 @@
         <w:rPr>
           <w:sz w:val="19"/>
         </w:rPr>
-        <w:t>(D) Ethyne &gt; Benzene &gt;n -hexane</w:t>
+        <w:t>(D) I, II and IV</w:t>
       </w:r>
     </w:p>
     <w:tbl>
@@ -1435,7 +1167,7 @@
               </w:rPr>
               <w:t>Solution Analysis:</w:t>
               <w:br/>
-              <w:t>The decreasing order of acidic behaviour is ethyne &gt; benzene &gt;n -hexane Because carbon in ethyne, benzene and n -hexane are sp,sp^2 and sp^3 hybridised respectively. ∴ The carbocation formed after the removal of ' H ' is more stable in sp hybridised carbon atom because of high electronegativity due to more s-character.</w:t>
+              <w:t>Compounds I, II and IV have continuous delocalisation of π -electrons and have (4n+2π) electrons. On the other hand compound III does not shows conjugation and compound V has 4nπ electrons. Thus, compounds given in only I, II and IV are aromatic.</w:t>
             </w:r>
           </w:p>
         </w:tc>
